--- a/Docs/Дис Борзенков вар2/01.Глава/Словарь.docx
+++ b/Docs/Дис Борзенков вар2/01.Глава/Словарь.docx
@@ -3,6 +3,841 @@
 <w:document xmlns:wpc="http://schemas.microsoft.com/office/word/2010/wordprocessingCanvas" xmlns:cx="http://schemas.microsoft.com/office/drawing/2014/chartex" xmlns:cx1="http://schemas.microsoft.com/office/drawing/2015/9/8/chartex" xmlns:cx2="http://schemas.microsoft.com/office/drawing/2015/10/21/chartex" xmlns:cx3="http://schemas.microsoft.com/office/drawing/2016/5/9/chartex" xmlns:cx4="http://schemas.microsoft.com/office/drawing/2016/5/10/chartex" xmlns:cx5="http://schemas.microsoft.com/office/drawing/2016/5/11/chartex" xmlns:cx6="http://schemas.microsoft.com/office/drawing/2016/5/12/chartex" xmlns:cx7="http://schemas.microsoft.com/office/drawing/2016/5/13/chartex" xmlns:cx8="http://schemas.microsoft.com/office/drawing/2016/5/14/chartex" xmlns:mc="http://schemas.openxmlformats.org/markup-compatibility/2006" xmlns:aink="http://schemas.microsoft.com/office/drawing/2016/ink" xmlns:am3d="http://schemas.microsoft.com/office/drawing/2017/model3d" xmlns:o="urn:schemas-microsoft-com:office:office" xmlns:oel="http://schemas.microsoft.com/office/2019/extlst" xmlns:r="http://schemas.openxmlformats.org/officeDocument/2006/relationships" xmlns:m="http://schemas.openxmlformats.org/officeDocument/2006/math" xmlns:v="urn:schemas-microsoft-com:vml" xmlns:wp14="http://schemas.microsoft.com/office/word/2010/wordprocessingDrawing" xmlns:wp="http://schemas.openxmlformats.org/drawingml/2006/wordprocessingDrawing" xmlns:w10="urn:schemas-microsoft-com:office:word" xmlns:w="http://schemas.openxmlformats.org/wordprocessingml/2006/main" xmlns:w14="http://schemas.microsoft.com/office/word/2010/wordml" xmlns:w15="http://schemas.microsoft.com/office/word/2012/wordml" xmlns:w16cei="http://schemas.microsoft.com/office/word/2026/wordml/cei" xmlns:w16cex="http://schemas.microsoft.com/office/word/2018/wordml/cex" xmlns:w16cid="http://schemas.microsoft.com/office/word/2016/wordml/cid" xmlns:w16="http://schemas.microsoft.com/office/word/2018/wordml" xmlns:w16du="http://schemas.microsoft.com/office/word/2023/wordml/word16du" xmlns:w16sdtdh="http://schemas.microsoft.com/office/word/2020/wordml/sdtdatahash" xmlns:w16sdtfl="http://schemas.microsoft.com/office/word/2024/wordml/sdtformatlock" xmlns:w16se="http://schemas.microsoft.com/office/word/2015/wordml/symex" xmlns:wpg="http://schemas.microsoft.com/office/word/2010/wordprocessingGroup" xmlns:wpi="http://schemas.microsoft.com/office/word/2010/wordprocessingInk" xmlns:wne="http://schemas.microsoft.com/office/word/2006/wordml" xmlns:wps="http://schemas.microsoft.com/office/word/2010/wordprocessingShape" mc:Ignorable="w14 w15 w16se w16cid w16 w16cex w16sdtdh w16sdtfl w16du wp14">
   <w:body>
     <w:p>
+      <w:pPr>
+        <w:rPr>
+          <w:rFonts w:ascii="Times New Roman" w:hAnsi="Times New Roman" w:cs="Times New Roman"/>
+          <w:i/>
+          <w:iCs/>
+          <w:sz w:val="28"/>
+          <w:szCs w:val="28"/>
+        </w:rPr>
+      </w:pPr>
+      <w:r>
+        <w:rPr>
+          <w:rFonts w:ascii="Times New Roman" w:hAnsi="Times New Roman" w:cs="Times New Roman"/>
+          <w:b/>
+          <w:bCs/>
+          <w:i/>
+          <w:iCs/>
+          <w:sz w:val="28"/>
+          <w:szCs w:val="28"/>
+          <w:lang w:val="en-US"/>
+        </w:rPr>
+        <w:t>SOC</w:t>
+      </w:r>
+      <w:r>
+        <w:rPr>
+          <w:rFonts w:ascii="Times New Roman" w:hAnsi="Times New Roman" w:cs="Times New Roman"/>
+          <w:b/>
+          <w:bCs/>
+          <w:sz w:val="28"/>
+          <w:szCs w:val="28"/>
+        </w:rPr>
+        <w:t xml:space="preserve"> (</w:t>
+      </w:r>
+      <w:r>
+        <w:rPr>
+          <w:rFonts w:ascii="Times New Roman" w:hAnsi="Times New Roman" w:cs="Times New Roman"/>
+          <w:b/>
+          <w:bCs/>
+          <w:sz w:val="28"/>
+          <w:szCs w:val="28"/>
+          <w:lang w:val="en-US"/>
+        </w:rPr>
+        <w:t>State</w:t>
+      </w:r>
+      <w:r>
+        <w:rPr>
+          <w:rFonts w:ascii="Times New Roman" w:hAnsi="Times New Roman" w:cs="Times New Roman"/>
+          <w:b/>
+          <w:bCs/>
+          <w:sz w:val="28"/>
+          <w:szCs w:val="28"/>
+        </w:rPr>
+        <w:t xml:space="preserve"> </w:t>
+      </w:r>
+      <w:r>
+        <w:rPr>
+          <w:rFonts w:ascii="Times New Roman" w:hAnsi="Times New Roman" w:cs="Times New Roman"/>
+          <w:b/>
+          <w:bCs/>
+          <w:sz w:val="28"/>
+          <w:szCs w:val="28"/>
+          <w:lang w:val="en-US"/>
+        </w:rPr>
+        <w:t>of</w:t>
+      </w:r>
+      <w:r>
+        <w:rPr>
+          <w:rFonts w:ascii="Times New Roman" w:hAnsi="Times New Roman" w:cs="Times New Roman"/>
+          <w:b/>
+          <w:bCs/>
+          <w:sz w:val="28"/>
+          <w:szCs w:val="28"/>
+        </w:rPr>
+        <w:t xml:space="preserve"> </w:t>
+      </w:r>
+      <w:r>
+        <w:rPr>
+          <w:rFonts w:ascii="Times New Roman" w:hAnsi="Times New Roman" w:cs="Times New Roman"/>
+          <w:b/>
+          <w:bCs/>
+          <w:sz w:val="28"/>
+          <w:szCs w:val="28"/>
+          <w:lang w:val="en-US"/>
+        </w:rPr>
+        <w:t>charge</w:t>
+      </w:r>
+      <w:r>
+        <w:rPr>
+          <w:rFonts w:ascii="Times New Roman" w:hAnsi="Times New Roman" w:cs="Times New Roman"/>
+          <w:b/>
+          <w:bCs/>
+          <w:sz w:val="28"/>
+          <w:szCs w:val="28"/>
+        </w:rPr>
+        <w:t>)</w:t>
+      </w:r>
+      <w:r>
+        <w:rPr>
+          <w:rFonts w:ascii="Times New Roman" w:hAnsi="Times New Roman" w:cs="Times New Roman"/>
+          <w:sz w:val="28"/>
+          <w:szCs w:val="28"/>
+        </w:rPr>
+        <w:t xml:space="preserve"> </w:t>
+      </w:r>
+      <w:r>
+        <w:rPr>
+          <w:rFonts w:ascii="Times New Roman" w:hAnsi="Times New Roman" w:cs="Times New Roman"/>
+          <w:sz w:val="28"/>
+          <w:szCs w:val="28"/>
+        </w:rPr>
+        <w:t>Текущий уровень заряда аккумулятора в процентах (от 0% до 100%). Показывает, сколько энергии осталось в батарее прямо сейчас относительно ее текущей емкости.</w:t>
+      </w:r>
+    </w:p>
+    <w:p>
+      <w:pPr>
+        <w:rPr>
+          <w:rFonts w:ascii="Times New Roman" w:hAnsi="Times New Roman" w:cs="Times New Roman"/>
+          <w:i/>
+          <w:iCs/>
+          <w:sz w:val="28"/>
+          <w:szCs w:val="28"/>
+        </w:rPr>
+      </w:pPr>
+      <w:r>
+        <w:rPr>
+          <w:rFonts w:ascii="Times New Roman" w:hAnsi="Times New Roman" w:cs="Times New Roman"/>
+          <w:b/>
+          <w:bCs/>
+          <w:i/>
+          <w:iCs/>
+          <w:sz w:val="28"/>
+          <w:szCs w:val="28"/>
+          <w:lang w:val="en-US"/>
+        </w:rPr>
+        <w:t>SOH</w:t>
+      </w:r>
+      <w:r>
+        <w:rPr>
+          <w:rFonts w:ascii="Times New Roman" w:hAnsi="Times New Roman" w:cs="Times New Roman"/>
+          <w:b/>
+          <w:bCs/>
+          <w:sz w:val="28"/>
+          <w:szCs w:val="28"/>
+        </w:rPr>
+        <w:t xml:space="preserve"> </w:t>
+      </w:r>
+      <w:r>
+        <w:rPr>
+          <w:rFonts w:ascii="Times New Roman" w:hAnsi="Times New Roman" w:cs="Times New Roman"/>
+          <w:b/>
+          <w:bCs/>
+          <w:sz w:val="28"/>
+          <w:szCs w:val="28"/>
+        </w:rPr>
+        <w:t>(</w:t>
+      </w:r>
+      <w:r>
+        <w:rPr>
+          <w:rFonts w:ascii="Times New Roman" w:hAnsi="Times New Roman" w:cs="Times New Roman"/>
+          <w:b/>
+          <w:bCs/>
+          <w:sz w:val="28"/>
+          <w:szCs w:val="28"/>
+          <w:lang w:val="en-US"/>
+        </w:rPr>
+        <w:t>State</w:t>
+      </w:r>
+      <w:r>
+        <w:rPr>
+          <w:rFonts w:ascii="Times New Roman" w:hAnsi="Times New Roman" w:cs="Times New Roman"/>
+          <w:b/>
+          <w:bCs/>
+          <w:sz w:val="28"/>
+          <w:szCs w:val="28"/>
+        </w:rPr>
+        <w:t xml:space="preserve"> </w:t>
+      </w:r>
+      <w:r>
+        <w:rPr>
+          <w:rFonts w:ascii="Times New Roman" w:hAnsi="Times New Roman" w:cs="Times New Roman"/>
+          <w:b/>
+          <w:bCs/>
+          <w:sz w:val="28"/>
+          <w:szCs w:val="28"/>
+          <w:lang w:val="en-US"/>
+        </w:rPr>
+        <w:t>of</w:t>
+      </w:r>
+      <w:r>
+        <w:rPr>
+          <w:rFonts w:ascii="Times New Roman" w:hAnsi="Times New Roman" w:cs="Times New Roman"/>
+          <w:b/>
+          <w:bCs/>
+          <w:sz w:val="28"/>
+          <w:szCs w:val="28"/>
+        </w:rPr>
+        <w:t xml:space="preserve"> </w:t>
+      </w:r>
+      <w:r>
+        <w:rPr>
+          <w:rFonts w:ascii="Times New Roman" w:hAnsi="Times New Roman" w:cs="Times New Roman"/>
+          <w:b/>
+          <w:bCs/>
+          <w:sz w:val="28"/>
+          <w:szCs w:val="28"/>
+          <w:lang w:val="en-US"/>
+        </w:rPr>
+        <w:t>health</w:t>
+      </w:r>
+      <w:r>
+        <w:rPr>
+          <w:rFonts w:ascii="Times New Roman" w:hAnsi="Times New Roman" w:cs="Times New Roman"/>
+          <w:b/>
+          <w:bCs/>
+          <w:sz w:val="28"/>
+          <w:szCs w:val="28"/>
+        </w:rPr>
+        <w:t>)</w:t>
+      </w:r>
+      <w:r>
+        <w:rPr>
+          <w:rFonts w:ascii="Times New Roman" w:hAnsi="Times New Roman" w:cs="Times New Roman"/>
+          <w:sz w:val="28"/>
+          <w:szCs w:val="28"/>
+        </w:rPr>
+        <w:t xml:space="preserve"> </w:t>
+      </w:r>
+      <w:r>
+        <w:rPr>
+          <w:rFonts w:ascii="Times New Roman" w:hAnsi="Times New Roman" w:cs="Times New Roman"/>
+          <w:sz w:val="28"/>
+          <w:szCs w:val="28"/>
+        </w:rPr>
+        <w:t>Состояние здоровья или износа батареи в процентах. Отражает отношение реальной максимальной емкости изношенного аккумулятора к его емкости в новом состоянии. Значение 100% означает абсолютно новый элемент, а падение ниже 80% часто говорит о необходимости замены.</w:t>
+      </w:r>
+      <w:r>
+        <w:rPr>
+          <w:rFonts w:ascii="Times New Roman" w:hAnsi="Times New Roman" w:cs="Times New Roman"/>
+          <w:i/>
+          <w:iCs/>
+          <w:sz w:val="28"/>
+          <w:szCs w:val="28"/>
+        </w:rPr>
+        <w:t xml:space="preserve"> </w:t>
+      </w:r>
+    </w:p>
+    <w:p>
+      <w:pPr>
+        <w:rPr>
+          <w:rFonts w:ascii="Times New Roman" w:hAnsi="Times New Roman" w:cs="Times New Roman"/>
+          <w:i/>
+          <w:iCs/>
+          <w:sz w:val="28"/>
+          <w:szCs w:val="28"/>
+        </w:rPr>
+      </w:pPr>
+      <w:r>
+        <w:rPr>
+          <w:rFonts w:ascii="Times New Roman" w:hAnsi="Times New Roman" w:cs="Times New Roman"/>
+          <w:b/>
+          <w:bCs/>
+          <w:i/>
+          <w:iCs/>
+          <w:sz w:val="28"/>
+          <w:szCs w:val="28"/>
+          <w:lang w:val="en-US"/>
+        </w:rPr>
+        <w:t>SOF</w:t>
+      </w:r>
+      <w:r>
+        <w:rPr>
+          <w:rFonts w:ascii="Times New Roman" w:hAnsi="Times New Roman" w:cs="Times New Roman"/>
+          <w:b/>
+          <w:bCs/>
+          <w:sz w:val="28"/>
+          <w:szCs w:val="28"/>
+        </w:rPr>
+        <w:t xml:space="preserve"> (</w:t>
+      </w:r>
+      <w:r>
+        <w:rPr>
+          <w:rFonts w:ascii="Times New Roman" w:hAnsi="Times New Roman" w:cs="Times New Roman"/>
+          <w:b/>
+          <w:bCs/>
+          <w:sz w:val="28"/>
+          <w:szCs w:val="28"/>
+          <w:lang w:val="en-US"/>
+        </w:rPr>
+        <w:t>State</w:t>
+      </w:r>
+      <w:r>
+        <w:rPr>
+          <w:rFonts w:ascii="Times New Roman" w:hAnsi="Times New Roman" w:cs="Times New Roman"/>
+          <w:b/>
+          <w:bCs/>
+          <w:sz w:val="28"/>
+          <w:szCs w:val="28"/>
+        </w:rPr>
+        <w:t xml:space="preserve"> </w:t>
+      </w:r>
+      <w:r>
+        <w:rPr>
+          <w:rFonts w:ascii="Times New Roman" w:hAnsi="Times New Roman" w:cs="Times New Roman"/>
+          <w:b/>
+          <w:bCs/>
+          <w:sz w:val="28"/>
+          <w:szCs w:val="28"/>
+          <w:lang w:val="en-US"/>
+        </w:rPr>
+        <w:t>of</w:t>
+      </w:r>
+      <w:r>
+        <w:rPr>
+          <w:rFonts w:ascii="Times New Roman" w:hAnsi="Times New Roman" w:cs="Times New Roman"/>
+          <w:b/>
+          <w:bCs/>
+          <w:sz w:val="28"/>
+          <w:szCs w:val="28"/>
+        </w:rPr>
+        <w:t xml:space="preserve"> </w:t>
+      </w:r>
+      <w:r>
+        <w:rPr>
+          <w:rFonts w:ascii="Times New Roman" w:hAnsi="Times New Roman" w:cs="Times New Roman"/>
+          <w:b/>
+          <w:bCs/>
+          <w:sz w:val="28"/>
+          <w:szCs w:val="28"/>
+          <w:lang w:val="en-US"/>
+        </w:rPr>
+        <w:t>Function</w:t>
+      </w:r>
+      <w:r>
+        <w:rPr>
+          <w:rFonts w:ascii="Times New Roman" w:hAnsi="Times New Roman" w:cs="Times New Roman"/>
+          <w:b/>
+          <w:bCs/>
+          <w:sz w:val="28"/>
+          <w:szCs w:val="28"/>
+        </w:rPr>
+        <w:t>)</w:t>
+      </w:r>
+      <w:r>
+        <w:rPr>
+          <w:rFonts w:ascii="Times New Roman" w:hAnsi="Times New Roman" w:cs="Times New Roman"/>
+          <w:sz w:val="28"/>
+          <w:szCs w:val="28"/>
+        </w:rPr>
+        <w:t xml:space="preserve"> </w:t>
+      </w:r>
+      <w:r>
+        <w:rPr>
+          <w:rFonts w:ascii="Times New Roman" w:hAnsi="Times New Roman" w:cs="Times New Roman"/>
+          <w:sz w:val="28"/>
+          <w:szCs w:val="28"/>
+        </w:rPr>
+        <w:t>Функциональное состояние. Оценивает способность батареи выполнять конкретные задачи в данный момент (например, выдать ли достаточную мощность для запуска двигателя или пиковой нагрузки с учетом текущей температуры и износа).</w:t>
+      </w:r>
+      <w:r>
+        <w:rPr>
+          <w:rFonts w:ascii="Times New Roman" w:hAnsi="Times New Roman" w:cs="Times New Roman"/>
+          <w:i/>
+          <w:iCs/>
+          <w:sz w:val="28"/>
+          <w:szCs w:val="28"/>
+        </w:rPr>
+        <w:t xml:space="preserve"> </w:t>
+      </w:r>
+    </w:p>
+    <w:p>
+      <w:pPr>
+        <w:rPr>
+          <w:rFonts w:ascii="Times New Roman" w:hAnsi="Times New Roman" w:cs="Times New Roman"/>
+          <w:sz w:val="28"/>
+          <w:szCs w:val="28"/>
+        </w:rPr>
+      </w:pPr>
+      <w:r>
+        <w:rPr>
+          <w:rFonts w:ascii="Times New Roman" w:hAnsi="Times New Roman" w:cs="Times New Roman"/>
+          <w:b/>
+          <w:bCs/>
+          <w:i/>
+          <w:iCs/>
+          <w:sz w:val="28"/>
+          <w:szCs w:val="28"/>
+          <w:lang w:val="en-US"/>
+        </w:rPr>
+        <w:t>RUL</w:t>
+      </w:r>
+      <w:r>
+        <w:rPr>
+          <w:rFonts w:ascii="Times New Roman" w:hAnsi="Times New Roman" w:cs="Times New Roman"/>
+          <w:b/>
+          <w:bCs/>
+          <w:sz w:val="28"/>
+          <w:szCs w:val="28"/>
+        </w:rPr>
+        <w:t xml:space="preserve"> (</w:t>
+      </w:r>
+      <w:r>
+        <w:rPr>
+          <w:rFonts w:ascii="Times New Roman" w:hAnsi="Times New Roman" w:cs="Times New Roman"/>
+          <w:b/>
+          <w:bCs/>
+          <w:sz w:val="28"/>
+          <w:szCs w:val="28"/>
+          <w:lang w:val="en-US"/>
+        </w:rPr>
+        <w:t>Remaining</w:t>
+      </w:r>
+      <w:r>
+        <w:rPr>
+          <w:rFonts w:ascii="Times New Roman" w:hAnsi="Times New Roman" w:cs="Times New Roman"/>
+          <w:b/>
+          <w:bCs/>
+          <w:sz w:val="28"/>
+          <w:szCs w:val="28"/>
+        </w:rPr>
+        <w:t xml:space="preserve"> </w:t>
+      </w:r>
+      <w:r>
+        <w:rPr>
+          <w:rFonts w:ascii="Times New Roman" w:hAnsi="Times New Roman" w:cs="Times New Roman"/>
+          <w:b/>
+          <w:bCs/>
+          <w:sz w:val="28"/>
+          <w:szCs w:val="28"/>
+          <w:lang w:val="en-US"/>
+        </w:rPr>
+        <w:t>Useful</w:t>
+      </w:r>
+      <w:r>
+        <w:rPr>
+          <w:rFonts w:ascii="Times New Roman" w:hAnsi="Times New Roman" w:cs="Times New Roman"/>
+          <w:b/>
+          <w:bCs/>
+          <w:sz w:val="28"/>
+          <w:szCs w:val="28"/>
+        </w:rPr>
+        <w:t xml:space="preserve"> </w:t>
+      </w:r>
+      <w:r>
+        <w:rPr>
+          <w:rFonts w:ascii="Times New Roman" w:hAnsi="Times New Roman" w:cs="Times New Roman"/>
+          <w:b/>
+          <w:bCs/>
+          <w:sz w:val="28"/>
+          <w:szCs w:val="28"/>
+          <w:lang w:val="en-US"/>
+        </w:rPr>
+        <w:t>Life</w:t>
+      </w:r>
+      <w:r>
+        <w:rPr>
+          <w:rFonts w:ascii="Times New Roman" w:hAnsi="Times New Roman" w:cs="Times New Roman"/>
+          <w:b/>
+          <w:bCs/>
+          <w:sz w:val="28"/>
+          <w:szCs w:val="28"/>
+        </w:rPr>
+        <w:t>)</w:t>
+      </w:r>
+      <w:r>
+        <w:rPr>
+          <w:rFonts w:ascii="Times New Roman" w:hAnsi="Times New Roman" w:cs="Times New Roman"/>
+          <w:sz w:val="28"/>
+          <w:szCs w:val="28"/>
+        </w:rPr>
+        <w:t xml:space="preserve"> </w:t>
+      </w:r>
+      <w:r>
+        <w:rPr>
+          <w:rFonts w:ascii="Times New Roman" w:hAnsi="Times New Roman" w:cs="Times New Roman"/>
+          <w:sz w:val="28"/>
+          <w:szCs w:val="28"/>
+        </w:rPr>
+        <w:t>Остаток полезного срока службы. Прогнозный показатель, который оценивает, сколько времени или циклов заряда-разряда проработает аккумулятор до момента, пока он полностью не придет в негодность (достигнет предельного износа EOL).</w:t>
+      </w:r>
+    </w:p>
+    <w:p/>
+    <w:p>
+      <w:pPr>
+        <w:rPr>
+          <w:rFonts w:ascii="Times New Roman" w:hAnsi="Times New Roman" w:cs="Times New Roman"/>
+          <w:sz w:val="28"/>
+          <w:szCs w:val="28"/>
+        </w:rPr>
+      </w:pPr>
+      <w:proofErr w:type="spellStart"/>
+      <w:r>
+        <w:rPr>
+          <w:rFonts w:ascii="Times New Roman" w:hAnsi="Times New Roman" w:cs="Times New Roman"/>
+          <w:b/>
+          <w:bCs/>
+          <w:sz w:val="28"/>
+          <w:szCs w:val="28"/>
+        </w:rPr>
+        <w:t>capacity</w:t>
+      </w:r>
+      <w:proofErr w:type="spellEnd"/>
+      <w:r>
+        <w:rPr>
+          <w:rFonts w:ascii="Times New Roman" w:hAnsi="Times New Roman" w:cs="Times New Roman"/>
+          <w:b/>
+          <w:bCs/>
+          <w:sz w:val="28"/>
+          <w:szCs w:val="28"/>
+        </w:rPr>
+        <w:t xml:space="preserve"> </w:t>
+      </w:r>
+      <w:proofErr w:type="spellStart"/>
+      <w:r>
+        <w:rPr>
+          <w:rFonts w:ascii="Times New Roman" w:hAnsi="Times New Roman" w:cs="Times New Roman"/>
+          <w:b/>
+          <w:bCs/>
+          <w:sz w:val="28"/>
+          <w:szCs w:val="28"/>
+        </w:rPr>
+        <w:t>fade</w:t>
+      </w:r>
+      <w:proofErr w:type="spellEnd"/>
+      <w:r>
+        <w:rPr>
+          <w:rFonts w:ascii="Times New Roman" w:hAnsi="Times New Roman" w:cs="Times New Roman"/>
+          <w:sz w:val="28"/>
+          <w:szCs w:val="28"/>
+        </w:rPr>
+        <w:t xml:space="preserve"> </w:t>
+      </w:r>
+      <w:r>
+        <w:rPr>
+          <w:rFonts w:ascii="Times New Roman" w:hAnsi="Times New Roman" w:cs="Times New Roman"/>
+          <w:sz w:val="28"/>
+          <w:szCs w:val="28"/>
+        </w:rPr>
+        <w:t>снижение ёмкости</w:t>
+      </w:r>
+      <w:r>
+        <w:rPr>
+          <w:rFonts w:ascii="Times New Roman" w:hAnsi="Times New Roman" w:cs="Times New Roman"/>
+          <w:sz w:val="28"/>
+          <w:szCs w:val="28"/>
+        </w:rPr>
+        <w:t xml:space="preserve"> </w:t>
+      </w:r>
+    </w:p>
+    <w:p>
+      <w:pPr>
+        <w:rPr>
+          <w:rFonts w:ascii="Times New Roman" w:hAnsi="Times New Roman" w:cs="Times New Roman"/>
+          <w:sz w:val="28"/>
+          <w:szCs w:val="28"/>
+        </w:rPr>
+      </w:pPr>
+      <w:proofErr w:type="spellStart"/>
+      <w:r>
+        <w:rPr>
+          <w:rFonts w:ascii="Times New Roman" w:hAnsi="Times New Roman" w:cs="Times New Roman"/>
+          <w:b/>
+          <w:bCs/>
+          <w:sz w:val="28"/>
+          <w:szCs w:val="28"/>
+        </w:rPr>
+        <w:t>impedance</w:t>
+      </w:r>
+      <w:proofErr w:type="spellEnd"/>
+      <w:r>
+        <w:rPr>
+          <w:rFonts w:ascii="Times New Roman" w:hAnsi="Times New Roman" w:cs="Times New Roman"/>
+          <w:b/>
+          <w:bCs/>
+          <w:sz w:val="28"/>
+          <w:szCs w:val="28"/>
+        </w:rPr>
+        <w:t xml:space="preserve"> </w:t>
+      </w:r>
+      <w:proofErr w:type="spellStart"/>
+      <w:r>
+        <w:rPr>
+          <w:rFonts w:ascii="Times New Roman" w:hAnsi="Times New Roman" w:cs="Times New Roman"/>
+          <w:b/>
+          <w:bCs/>
+          <w:sz w:val="28"/>
+          <w:szCs w:val="28"/>
+        </w:rPr>
+        <w:t>rise</w:t>
+      </w:r>
+      <w:proofErr w:type="spellEnd"/>
+      <w:r>
+        <w:rPr>
+          <w:rFonts w:ascii="Times New Roman" w:hAnsi="Times New Roman" w:cs="Times New Roman"/>
+          <w:sz w:val="28"/>
+          <w:szCs w:val="28"/>
+        </w:rPr>
+        <w:t xml:space="preserve"> </w:t>
+      </w:r>
+      <w:r>
+        <w:rPr>
+          <w:rFonts w:ascii="Times New Roman" w:hAnsi="Times New Roman" w:cs="Times New Roman"/>
+          <w:sz w:val="28"/>
+          <w:szCs w:val="28"/>
+        </w:rPr>
+        <w:t>увеличение импеданса</w:t>
+      </w:r>
+      <w:r>
+        <w:rPr>
+          <w:rFonts w:ascii="Times New Roman" w:hAnsi="Times New Roman" w:cs="Times New Roman"/>
+          <w:sz w:val="28"/>
+          <w:szCs w:val="28"/>
+        </w:rPr>
+        <w:t xml:space="preserve"> </w:t>
+      </w:r>
+    </w:p>
+    <w:p>
+      <w:pPr>
+        <w:rPr>
+          <w:b/>
+          <w:bCs/>
+        </w:rPr>
+      </w:pPr>
+      <w:proofErr w:type="spellStart"/>
+      <w:r>
+        <w:rPr>
+          <w:rFonts w:ascii="Times New Roman" w:hAnsi="Times New Roman" w:cs="Times New Roman"/>
+          <w:b/>
+          <w:bCs/>
+          <w:sz w:val="28"/>
+          <w:szCs w:val="28"/>
+        </w:rPr>
+        <w:t>power</w:t>
+      </w:r>
+      <w:proofErr w:type="spellEnd"/>
+      <w:r>
+        <w:rPr>
+          <w:rFonts w:ascii="Times New Roman" w:hAnsi="Times New Roman" w:cs="Times New Roman"/>
+          <w:b/>
+          <w:bCs/>
+          <w:sz w:val="28"/>
+          <w:szCs w:val="28"/>
+        </w:rPr>
+        <w:t xml:space="preserve"> </w:t>
+      </w:r>
+      <w:proofErr w:type="spellStart"/>
+      <w:r>
+        <w:rPr>
+          <w:rFonts w:ascii="Times New Roman" w:hAnsi="Times New Roman" w:cs="Times New Roman"/>
+          <w:b/>
+          <w:bCs/>
+          <w:sz w:val="28"/>
+          <w:szCs w:val="28"/>
+        </w:rPr>
+        <w:t>fade</w:t>
+      </w:r>
+      <w:proofErr w:type="spellEnd"/>
+      <w:r>
+        <w:rPr>
+          <w:rFonts w:ascii="Times New Roman" w:hAnsi="Times New Roman" w:cs="Times New Roman"/>
+          <w:sz w:val="28"/>
+          <w:szCs w:val="28"/>
+        </w:rPr>
+        <w:t xml:space="preserve"> </w:t>
+      </w:r>
+      <w:r>
+        <w:rPr>
+          <w:rFonts w:ascii="Times New Roman" w:hAnsi="Times New Roman" w:cs="Times New Roman"/>
+          <w:sz w:val="28"/>
+          <w:szCs w:val="28"/>
+        </w:rPr>
+        <w:t>снижени</w:t>
+      </w:r>
+      <w:r>
+        <w:rPr>
+          <w:rFonts w:ascii="Times New Roman" w:hAnsi="Times New Roman" w:cs="Times New Roman"/>
+          <w:sz w:val="28"/>
+          <w:szCs w:val="28"/>
+        </w:rPr>
+        <w:t>е</w:t>
+      </w:r>
+      <w:r>
+        <w:rPr>
+          <w:rFonts w:ascii="Times New Roman" w:hAnsi="Times New Roman" w:cs="Times New Roman"/>
+          <w:sz w:val="28"/>
+          <w:szCs w:val="28"/>
+        </w:rPr>
+        <w:t xml:space="preserve"> способности батареи передавать или поглощать энергию с определённой скоростью</w:t>
+      </w:r>
+    </w:p>
+    <w:p>
+      <w:pPr>
+        <w:rPr>
+          <w:rFonts w:ascii="Times New Roman" w:hAnsi="Times New Roman" w:cs="Times New Roman"/>
+          <w:sz w:val="28"/>
+          <w:szCs w:val="28"/>
+        </w:rPr>
+      </w:pPr>
+      <w:r>
+        <w:rPr>
+          <w:rFonts w:ascii="Times New Roman" w:hAnsi="Times New Roman" w:cs="Times New Roman"/>
+          <w:b/>
+          <w:bCs/>
+          <w:sz w:val="28"/>
+          <w:szCs w:val="28"/>
+          <w:lang w:val="en-US"/>
+        </w:rPr>
+        <w:t>zero</w:t>
+      </w:r>
+      <w:r>
+        <w:rPr>
+          <w:rFonts w:ascii="Times New Roman" w:hAnsi="Times New Roman" w:cs="Times New Roman"/>
+          <w:b/>
+          <w:bCs/>
+          <w:sz w:val="28"/>
+          <w:szCs w:val="28"/>
+        </w:rPr>
+        <w:t>-</w:t>
+      </w:r>
+      <w:r>
+        <w:rPr>
+          <w:rFonts w:ascii="Times New Roman" w:hAnsi="Times New Roman" w:cs="Times New Roman"/>
+          <w:b/>
+          <w:bCs/>
+          <w:sz w:val="28"/>
+          <w:szCs w:val="28"/>
+          <w:lang w:val="en-US"/>
+        </w:rPr>
+        <w:t>strain</w:t>
+      </w:r>
+      <w:r>
+        <w:rPr>
+          <w:rFonts w:ascii="Times New Roman" w:hAnsi="Times New Roman" w:cs="Times New Roman"/>
+          <w:b/>
+          <w:bCs/>
+          <w:sz w:val="28"/>
+          <w:szCs w:val="28"/>
+        </w:rPr>
+        <w:t xml:space="preserve"> / </w:t>
+      </w:r>
+      <w:r>
+        <w:rPr>
+          <w:rFonts w:ascii="Times New Roman" w:hAnsi="Times New Roman" w:cs="Times New Roman"/>
+          <w:b/>
+          <w:bCs/>
+          <w:sz w:val="28"/>
+          <w:szCs w:val="28"/>
+          <w:lang w:val="en-US"/>
+        </w:rPr>
+        <w:t>near</w:t>
+      </w:r>
+      <w:r>
+        <w:rPr>
+          <w:rFonts w:ascii="Times New Roman" w:hAnsi="Times New Roman" w:cs="Times New Roman"/>
+          <w:b/>
+          <w:bCs/>
+          <w:sz w:val="28"/>
+          <w:szCs w:val="28"/>
+        </w:rPr>
+        <w:t>-</w:t>
+      </w:r>
+      <w:r>
+        <w:rPr>
+          <w:rFonts w:ascii="Times New Roman" w:hAnsi="Times New Roman" w:cs="Times New Roman"/>
+          <w:b/>
+          <w:bCs/>
+          <w:sz w:val="28"/>
+          <w:szCs w:val="28"/>
+          <w:lang w:val="en-US"/>
+        </w:rPr>
+        <w:t>zero</w:t>
+      </w:r>
+      <w:r>
+        <w:rPr>
+          <w:rFonts w:ascii="Times New Roman" w:hAnsi="Times New Roman" w:cs="Times New Roman"/>
+          <w:b/>
+          <w:bCs/>
+          <w:sz w:val="28"/>
+          <w:szCs w:val="28"/>
+        </w:rPr>
+        <w:t xml:space="preserve"> </w:t>
+      </w:r>
+      <w:r>
+        <w:rPr>
+          <w:rFonts w:ascii="Times New Roman" w:hAnsi="Times New Roman" w:cs="Times New Roman"/>
+          <w:b/>
+          <w:bCs/>
+          <w:sz w:val="28"/>
+          <w:szCs w:val="28"/>
+          <w:lang w:val="en-US"/>
+        </w:rPr>
+        <w:t>strain</w:t>
+      </w:r>
+      <w:r>
+        <w:rPr>
+          <w:rFonts w:ascii="Times New Roman" w:hAnsi="Times New Roman" w:cs="Times New Roman"/>
+          <w:sz w:val="28"/>
+          <w:szCs w:val="28"/>
+        </w:rPr>
+        <w:t xml:space="preserve"> — «нулевая деформация» (минимальное изменение объёма кристаллической решётки, характерно для </w:t>
+      </w:r>
+      <w:r>
+        <w:rPr>
+          <w:rFonts w:ascii="Times New Roman" w:hAnsi="Times New Roman" w:cs="Times New Roman"/>
+          <w:sz w:val="28"/>
+          <w:szCs w:val="28"/>
+          <w:lang w:val="en-US"/>
+        </w:rPr>
+        <w:t>LTO</w:t>
+      </w:r>
+      <w:r>
+        <w:rPr>
+          <w:rFonts w:ascii="Times New Roman" w:hAnsi="Times New Roman" w:cs="Times New Roman"/>
+          <w:sz w:val="28"/>
+          <w:szCs w:val="28"/>
+        </w:rPr>
+        <w:t>).</w:t>
+      </w:r>
+      <w:r>
+        <w:rPr>
+          <w:rFonts w:ascii="Times New Roman" w:hAnsi="Times New Roman" w:cs="Times New Roman"/>
+          <w:sz w:val="28"/>
+          <w:szCs w:val="28"/>
+          <w:highlight w:val="yellow"/>
+        </w:rPr>
+        <w:t xml:space="preserve"> </w:t>
+      </w:r>
+    </w:p>
+    <w:p>
+      <w:pPr>
+        <w:rPr>
+          <w:b/>
+          <w:bCs/>
+        </w:rPr>
+      </w:pPr>
+    </w:p>
+    <w:p>
       <w:r>
         <w:rPr>
           <w:b/>
@@ -68,7 +903,18 @@
       </w:r>
     </w:p>
     <w:p/>
-    <w:p/>
+    <w:p>
+      <w:r>
+        <w:rPr>
+          <w:b/>
+          <w:bCs/>
+        </w:rPr>
+        <w:t>Уравнение Аррениуса</w:t>
+      </w:r>
+      <w:r>
+        <w:t xml:space="preserve"> — это правило химической кинетики, которое показывает, как сильно скорость химической реакции зависит от температуры.</w:t>
+      </w:r>
+    </w:p>
     <w:sectPr>
       <w:pgSz w:w="11906" w:h="16838"/>
       <w:pgMar w:top="1440" w:right="1440" w:bottom="1440" w:left="1440" w:header="708" w:footer="708" w:gutter="0"/>
@@ -995,6 +1841,29 @@
       <w:spacing w:val="5"/>
     </w:rPr>
   </w:style>
+  <w:style w:type="character" w:styleId="ac">
+    <w:name w:val="Hyperlink"/>
+    <w:basedOn w:val="a0"/>
+    <w:uiPriority w:val="99"/>
+    <w:unhideWhenUsed/>
+    <w:rsid w:val="009B1851"/>
+    <w:rPr>
+      <w:color w:val="0563C1" w:themeColor="hyperlink"/>
+      <w:u w:val="single"/>
+    </w:rPr>
+  </w:style>
+  <w:style w:type="character" w:styleId="ad">
+    <w:name w:val="Unresolved Mention"/>
+    <w:basedOn w:val="a0"/>
+    <w:uiPriority w:val="99"/>
+    <w:semiHidden/>
+    <w:unhideWhenUsed/>
+    <w:rsid w:val="009B1851"/>
+    <w:rPr>
+      <w:color w:val="605E5C"/>
+      <w:shd w:val="clear" w:color="auto" w:fill="E1DFDD"/>
+    </w:rPr>
+  </w:style>
 </w:styles>
 </file>
 
